--- a/Worksheet_P10/MUHAMMAD PRAMUDYA ALDIANSYAH - - 10. Worksheet_PABW_Pertemuan10 - ID.docx
+++ b/Worksheet_P10/MUHAMMAD PRAMUDYA ALDIANSYAH - - 10. Worksheet_PABW_Pertemuan10 - ID.docx
@@ -157,6 +157,9 @@
             <w:pPr>
               <w:spacing w:after="0"/>
             </w:pPr>
+            <w:r>
+              <w:t>Muhammad Pramudya Aldiansyah</w:t>
+            </w:r>
           </w:p>
         </w:tc>
         <w:tc>
@@ -167,6 +170,9 @@
             <w:pPr>
               <w:spacing w:after="0"/>
             </w:pPr>
+            <w:r>
+              <w:t>25523082</w:t>
+            </w:r>
           </w:p>
         </w:tc>
         <w:tc>
@@ -177,6 +183,9 @@
             <w:pPr>
               <w:spacing w:after="0"/>
             </w:pPr>
+            <w:r>
+              <w:t>E</w:t>
+            </w:r>
           </w:p>
         </w:tc>
         <w:tc>
@@ -187,6 +196,9 @@
             <w:pPr>
               <w:spacing w:after="0"/>
             </w:pPr>
+            <w:r>
+              <w:t>12/10/2026</w:t>
+            </w:r>
           </w:p>
         </w:tc>
       </w:tr>
@@ -1882,6 +1894,9 @@
             <w:pPr>
               <w:spacing w:after="0"/>
             </w:pPr>
+            <w:r>
+              <w:t>Ada</w:t>
+            </w:r>
           </w:p>
         </w:tc>
         <w:tc>
@@ -1892,6 +1907,9 @@
             <w:pPr>
               <w:spacing w:after="0"/>
             </w:pPr>
+            <w:r>
+              <w:t>224 baris</w:t>
+            </w:r>
           </w:p>
         </w:tc>
       </w:tr>
@@ -1944,6 +1962,9 @@
             <w:pPr>
               <w:spacing w:after="0"/>
             </w:pPr>
+            <w:r>
+              <w:t>Ada</w:t>
+            </w:r>
           </w:p>
         </w:tc>
         <w:tc>
@@ -1954,6 +1975,9 @@
             <w:pPr>
               <w:spacing w:after="0"/>
             </w:pPr>
+            <w:r>
+              <w:t>Total 815 baris</w:t>
+            </w:r>
           </w:p>
         </w:tc>
       </w:tr>
@@ -2006,6 +2030,9 @@
             <w:pPr>
               <w:spacing w:after="0"/>
             </w:pPr>
+            <w:r>
+              <w:t>Ada</w:t>
+            </w:r>
           </w:p>
         </w:tc>
         <w:tc>
@@ -2016,6 +2043,9 @@
             <w:pPr>
               <w:spacing w:after="0"/>
             </w:pPr>
+            <w:r>
+              <w:t>77 baris</w:t>
+            </w:r>
           </w:p>
         </w:tc>
       </w:tr>
@@ -2068,6 +2098,9 @@
             <w:pPr>
               <w:spacing w:after="0"/>
             </w:pPr>
+            <w:r>
+              <w:t>Ada</w:t>
+            </w:r>
           </w:p>
         </w:tc>
         <w:tc>
@@ -2078,6 +2111,9 @@
             <w:pPr>
               <w:spacing w:after="0"/>
             </w:pPr>
+            <w:r>
+              <w:t>114 baris</w:t>
+            </w:r>
           </w:p>
         </w:tc>
       </w:tr>
@@ -2711,7 +2747,16 @@
           <w:p>
             <w:pPr>
               <w:spacing w:after="0"/>
-            </w:pPr>
+              <w:rPr>
+                <w:lang w:val="id-ID"/>
+              </w:rPr>
+            </w:pPr>
+            <w:r>
+              <w:rPr>
+                <w:lang w:val="id-ID"/>
+              </w:rPr>
+              <w:t>https://jsonplaceholder.typicode.com/posts</w:t>
+            </w:r>
           </w:p>
         </w:tc>
       </w:tr>
@@ -2746,6 +2791,9 @@
             <w:pPr>
               <w:spacing w:after="0"/>
             </w:pPr>
+            <w:r>
+              <w:t>200</w:t>
+            </w:r>
           </w:p>
         </w:tc>
       </w:tr>
@@ -2780,6 +2828,9 @@
             <w:pPr>
               <w:spacing w:after="0"/>
             </w:pPr>
+            <w:r>
+              <w:t>200 ok</w:t>
+            </w:r>
           </w:p>
         </w:tc>
       </w:tr>
@@ -2814,6 +2865,9 @@
             <w:pPr>
               <w:spacing w:after="0"/>
             </w:pPr>
+            <w:r>
+              <w:t>application/json; charset=utf-8</w:t>
+            </w:r>
           </w:p>
         </w:tc>
       </w:tr>
@@ -10163,6 +10217,7 @@
           <w:bCs/>
           <w:color w:val="003796"/>
         </w:rPr>
+        <w:lastRenderedPageBreak/>
         <w:t>Bagian yang paling sulit:</w:t>
       </w:r>
     </w:p>
